--- a/paper/Ghost_in_the_Machine_v5_Followup.docx
+++ b/paper/Ghost_in_the_Machine_v5_Followup.docx
@@ -73,258 +73,31 @@
         <w:t xml:space="preserve">Synthetic computational experiments. Nothing here creates, detects, measures or proves phenomenal consciousness in any system.</w:t>
       </w:r>
     </w:p>
-    <w:bookmarkStart w:id="9" w:name="abstract"/>
-    <w:p>
-      <w:pPr>
-        <w:pStyle w:val="Heading2"/>
-      </w:pPr>
-      <w:r>
-        <w:t xml:space="preserve">Abstract</w:t>
-      </w:r>
-    </w:p>
-    <w:p>
-      <w:pPr>
-        <w:pStyle w:val="FirstParagraph"/>
-      </w:pPr>
-      <w:r>
-        <w:t xml:space="preserve">v4 reported, under a locked preregistration, that when a recurrent self/world-modelling agent authors its own actions, the slowest collective mode of its</w:t>
-      </w:r>
-      <w:r>
-        <w:t xml:space="preserve"> </w:t>
-      </w:r>
-      <w:r>
-        <w:t xml:space="preserve">“self”</w:t>
-      </w:r>
-      <w:r>
-        <w:t xml:space="preserve"> </w:t>
-      </w:r>
-      <w:r>
-        <w:t xml:space="preserve">population becomes more persistent. The effect depended on an efference-copy/comparator loop and came with a rise in Rosas’ causal-emergence criterion Ψ, a conjunction v4 labelled GHOST-v4. v5 tests that result in six preregistered studies, hashed and locked before any confirmatory run, on 168 new networks in 14 new worlds plus a re-simulation of the 48 v4 networks.</w:t>
-      </w:r>
-    </w:p>
-    <w:p>
-      <w:pPr>
-        <w:pStyle w:val="BodyText"/>
+    <w:p>
+      <w:pPr>
+        <w:pStyle w:val="BlockText"/>
       </w:pPr>
       <w:r>
         <w:rPr>
           <w:b/>
           <w:bCs/>
         </w:rPr>
-        <w:t xml:space="preserve">The core effect is robust.</w:t>
-      </w:r>
-      <w:r>
-        <w:t xml:space="preserve"> </w:t>
-      </w:r>
-      <w:r>
-        <w:t xml:space="preserve">It replicated with the frozen v4 pipeline (d_z = 0.89). It grew with the degree of authorship (slope d_z = 0.76, 42/48 networks) and only with the comparator intact. It was larger under nonlinear (KSG, d_z = 1.38) and copula (1.27) estimators, and held in all four architectural variants tested (d_z 0.53–1.32). It is an online mechanism: it appeared when the comparator was switched on mid-run (d_z = 1.28) and vanished when it was switched off. It followed the comparator’s wiring: rerouting the comparator from the self population to the DMN population moved the peak effect to DMN (d_z 0.96 → 1.70; shift d_z = 1.26).</w:t>
-      </w:r>
-    </w:p>
-    <w:p>
-      <w:pPr>
-        <w:pStyle w:val="BodyText"/>
-      </w:pPr>
-      <w:r>
-        <w:rPr>
-          <w:b/>
-          <w:bCs/>
-        </w:rPr>
-        <w:t xml:space="preserve">Two parts of the v4 story did not survive.</w:t>
-      </w:r>
-      <w:r>
-        <w:t xml:space="preserve"> </w:t>
-      </w:r>
-      <w:r>
-        <w:t xml:space="preserve">1.</w:t>
-      </w:r>
-      <w:r>
-        <w:t xml:space="preserve"> </w:t>
-      </w:r>
-      <w:r>
-        <w:rPr>
-          <w:b/>
-          <w:bCs/>
-        </w:rPr>
-        <w:t xml:space="preserve">The emergence claim.</w:t>
-      </w:r>
-      <w:r>
-        <w:t xml:space="preserve"> </w:t>
-      </w:r>
-      <w:r>
-        <w:t xml:space="preserve">Authorship-dependent Ψ (H4) was significant in the v4 networks under all three estimators. But it did not replicate in new networks (d_z = 0.20, p = 0.10), showed no dose-response (d_z = 0.14), and was null in every architectural variant. The replication therefore reaches</w:t>
-      </w:r>
-      <w:r>
-        <w:t xml:space="preserve"> </w:t>
-      </w:r>
-      <w:r>
-        <w:rPr>
-          <w:b/>
-          <w:bCs/>
-        </w:rPr>
-        <w:t xml:space="preserve">level 3 of the preregistered ladder, not level 4: GHOST-v4 did not replicate.</w:t>
-      </w:r>
-      <w:r>
-        <w:t xml:space="preserve"> </w:t>
-      </w:r>
-      <w:r>
-        <w:t xml:space="preserve">2.</w:t>
-      </w:r>
-      <w:r>
-        <w:t xml:space="preserve"> </w:t>
-      </w:r>
-      <w:r>
-        <w:rPr>
-          <w:b/>
-          <w:bCs/>
-        </w:rPr>
-        <w:t xml:space="preserve">The self’s special status.</w:t>
-      </w:r>
-      <w:r>
-        <w:t xml:space="preserve"> </w:t>
-      </w:r>
-      <w:r>
-        <w:t xml:space="preserve">The effect’s specificity to the</w:t>
-      </w:r>
-      <w:r>
-        <w:t xml:space="preserve"> </w:t>
-      </w:r>
-      <w:r>
-        <w:t xml:space="preserve">“self”</w:t>
-      </w:r>
-      <w:r>
-        <w:t xml:space="preserve"> </w:t>
-      </w:r>
-      <w:r>
-        <w:t xml:space="preserve">population is a property of where the comparator projects, not of the population.</w:t>
-      </w:r>
-    </w:p>
-    <w:p>
-      <w:pPr>
-        <w:pStyle w:val="BodyText"/>
-      </w:pPr>
-      <w:r>
-        <w:t xml:space="preserve">The dose-response is threshold-like: almost flat from 0% to 75% authorship, with most of the effect appearing only when every action is the agent’s own.</w:t>
-      </w:r>
-    </w:p>
-    <w:p>
-      <w:pPr>
-        <w:pStyle w:val="BodyText"/>
-      </w:pPr>
-      <w:r>
-        <w:t xml:space="preserve">What survives is a narrower, sturdier claim. In this model, complete authorship stabilizes the slow dynamics of whichever population receives the comparator’s prediction-error signal, online and in proportion to that coupling.</w:t>
-      </w:r>
-    </w:p>
-    <w:bookmarkEnd w:id="9"/>
-    <w:bookmarkStart w:id="10" w:name="why-a-follow-up"/>
-    <w:p>
-      <w:pPr>
-        <w:pStyle w:val="Heading2"/>
-      </w:pPr>
-      <w:r>
-        <w:t xml:space="preserve">1. Why a follow-up</w:t>
-      </w:r>
-    </w:p>
-    <w:p>
-      <w:pPr>
-        <w:pStyle w:val="FirstParagraph"/>
-      </w:pPr>
-      <w:r>
-        <w:t xml:space="preserve">v4’s main weaknesses, stated in its own limitations, were:</w:t>
-      </w:r>
-      <w:r>
-        <w:t xml:space="preserve"> </w:t>
-      </w:r>
-      <w:r>
-        <w:t xml:space="preserve">- a single confirmatory sample;</w:t>
-      </w:r>
-      <w:r>
-        <w:t xml:space="preserve"> </w:t>
-      </w:r>
-      <w:r>
-        <w:t xml:space="preserve">- the same analyst for development and confirmation;</w:t>
-      </w:r>
-      <w:r>
-        <w:t xml:space="preserve"> </w:t>
-      </w:r>
-      <w:r>
-        <w:t xml:space="preserve">- linear-Gaussian estimators;</w:t>
-      </w:r>
-      <w:r>
-        <w:t xml:space="preserve"> </w:t>
-      </w:r>
-      <w:r>
-        <w:t xml:space="preserve">- one architecture;</w:t>
-      </w:r>
-      <w:r>
-        <w:t xml:space="preserve"> </w:t>
-      </w:r>
-      <w:r>
-        <w:t xml:space="preserve">- a two-point authorship contrast;</w:t>
-      </w:r>
-      <w:r>
-        <w:t xml:space="preserve"> </w:t>
-      </w:r>
-      <w:r>
-        <w:t xml:space="preserve">- the untested possibility that</w:t>
-      </w:r>
-      <w:r>
-        <w:t xml:space="preserve"> </w:t>
-      </w:r>
-      <w:r>
-        <w:t xml:space="preserve">“self-specificity”</w:t>
-      </w:r>
-      <w:r>
-        <w:t xml:space="preserve"> </w:t>
-      </w:r>
-      <w:r>
-        <w:t xml:space="preserve">was simply where the comparator was wired.</w:t>
-      </w:r>
-    </w:p>
-    <w:p>
-      <w:pPr>
-        <w:pStyle w:val="BodyText"/>
-      </w:pPr>
-      <w:r>
-        <w:t xml:space="preserve">Its most striking claim, authorship-dependent causal emergence (H4), also had the weakest support: it was not supported in development (d_z = 0.35) and was supported in confirmation (d_z = 0.59). v5 was designed to attack each of these directly, and its hypotheses were fixed before any v5 data existed.</w:t>
-      </w:r>
-    </w:p>
-    <w:bookmarkEnd w:id="10"/>
-    <w:bookmarkStart w:id="14" w:name="methods"/>
-    <w:p>
-      <w:pPr>
-        <w:pStyle w:val="Heading2"/>
-      </w:pPr>
-      <w:r>
-        <w:t xml:space="preserve">2. Methods</w:t>
-      </w:r>
-    </w:p>
-    <w:bookmarkStart w:id="11" w:name="process"/>
-    <w:p>
-      <w:pPr>
-        <w:pStyle w:val="Heading3"/>
-      </w:pPr>
-      <w:r>
-        <w:t xml:space="preserve">2.1 Process</w:t>
-      </w:r>
-    </w:p>
-    <w:p>
-      <w:pPr>
-        <w:pStyle w:val="FirstParagraph"/>
-      </w:pPr>
-      <w:r>
-        <w:t xml:space="preserve">The v5 hypotheses were written and pushed (commit</w:t>
-      </w:r>
-      <w:r>
-        <w:t xml:space="preserve"> </w:t>
+        <w:t xml:space="preserve">Update after v6 (27 September 2026).</w:t>
+      </w:r>
+      <w:r>
+        <w:t xml:space="preserve"> </w:t>
+      </w:r>
+      <w:r>
+        <w:t xml:space="preserve">Three statements here have since been revised (</w:t>
       </w:r>
       <w:r>
         <w:rPr>
           <w:rStyle w:val="VerbatimChar"/>
         </w:rPr>
-        <w:t xml:space="preserve">7452b44</w:t>
-      </w:r>
-      <w:r>
-        <w:t xml:space="preserve">) before any v5 simulation. A technical pilot of studies B–F then ran on six development networks already examined in v4 (seeds 100–105, world 1). Its only purpose was to catch software faults; none were found and no hypothesis was changed (the pilot’s estimates are recorded in the preregistration). The v5 preregistration, the replication preregistration, the frozen v4 sources and the v5 study code were then hashed and locked (commit</w:t>
+        <w:t xml:space="preserve">paper/Ghost_in_the_Machine_v6_Mechanism.md</w:t>
+      </w:r>
+      <w:r>
+        <w:t xml:space="preserve">,</w:t>
       </w:r>
       <w:r>
         <w:t xml:space="preserve"> </w:t>
@@ -333,43 +106,10 @@
         <w:rPr>
           <w:rStyle w:val="VerbatimChar"/>
         </w:rPr>
-        <w:t xml:space="preserve">5c38075</w:t>
-      </w:r>
-      <w:r>
-        <w:t xml:space="preserve">, pushed) before any confirmatory run. The runner refuses to label output CONFIRMATORY unless the lock verifies. Every run is stored under a random code with a separate unblinding key, as in v4.</w:t>
-      </w:r>
-    </w:p>
-    <w:p>
-      <w:pPr>
-        <w:pStyle w:val="BodyText"/>
-      </w:pPr>
-      <w:r>
-        <w:t xml:space="preserve">v4’s code is untouched and its own lock still verifies. The v5 engine (</w:t>
-      </w:r>
-      <w:r>
-        <w:rPr>
-          <w:rStyle w:val="VerbatimChar"/>
-        </w:rPr>
-        <w:t xml:space="preserve">src/ghost_v5/engine.py</w:t>
-      </w:r>
-      <w:r>
-        <w:t xml:space="preserve">) mirrors v4’s agent line for line and reproduces it</w:t>
-      </w:r>
-      <w:r>
-        <w:t xml:space="preserve"> </w:t>
-      </w:r>
-      <w:r>
-        <w:rPr>
-          <w:b/>
-          <w:bCs/>
-        </w:rPr>
-        <w:t xml:space="preserve">bit for bit</w:t>
-      </w:r>
-      <w:r>
-        <w:t xml:space="preserve"> </w:t>
-      </w:r>
-      <w:r>
-        <w:t xml:space="preserve">at default settings, for both masters and yoked twins (unit tests). It adds three handles:</w:t>
+        <w:t xml:space="preserve">docs/CLAIMS.md</w:t>
+      </w:r>
+      <w:r>
+        <w:t xml:space="preserve">).</w:t>
       </w:r>
     </w:p>
     <w:p>
@@ -385,13 +125,25 @@
           <w:b/>
           <w:bCs/>
         </w:rPr>
-        <w:t xml:space="preserve">graded authorship</w:t>
-      </w:r>
-      <w:r>
-        <w:t xml:space="preserve"> </w:t>
-      </w:r>
-      <w:r>
-        <w:t xml:space="preserve">in a live world: with probability 1 − p, the executed action is taken from a donor network’s recorded closed-loop actions instead of the agent’s own intention;</w:t>
+        <w:t xml:space="preserve">Ψ.</w:t>
+      </w:r>
+      <w:r>
+        <w:t xml:space="preserve"> </w:t>
+      </w:r>
+      <w:r>
+        <w:t xml:space="preserve">The v5 nulls are not evidence of absence. The replication cannot rule out a Ψ effect of d_z ≈ 0.18, and Ψ was significant again in the v6 Study G sample (d_z = 0.55, secondary). A post-hoc random-effects meta-analysis over all five independent samples (192 networks) gives +0.129 [0.077, 0.181], I² = 0.20.</w:t>
+      </w:r>
+      <w:r>
+        <w:t xml:space="preserve"> </w:t>
+      </w:r>
+      <w:r>
+        <w:t xml:space="preserve">“Did not replicate”</w:t>
+      </w:r>
+      <w:r>
+        <w:t xml:space="preserve"> </w:t>
+      </w:r>
+      <w:r>
+        <w:t xml:space="preserve">should read: significantly smaller than v4 estimated, and modest and variable across samples. The preregistered verdicts (level 4 in the v4 sample, level 3 in the replication) stand as reported.</w:t>
       </w:r>
     </w:p>
     <w:p>
@@ -403,23 +155,17 @@
         </w:numPr>
       </w:pPr>
       <w:r>
-        <w:t xml:space="preserve">a</w:t>
-      </w:r>
-      <w:r>
-        <w:t xml:space="preserve"> </w:t>
-      </w:r>
-      <w:r>
         <w:rPr>
           <w:b/>
           <w:bCs/>
         </w:rPr>
-        <w:t xml:space="preserve">comparator schedule</w:t>
-      </w:r>
-      <w:r>
-        <w:t xml:space="preserve"> </w:t>
-      </w:r>
-      <w:r>
-        <w:t xml:space="preserve">(the cycles during which comparator mismatch reaches the network);</w:t>
+        <w:t xml:space="preserve">Threshold.</w:t>
+      </w:r>
+      <w:r>
+        <w:t xml:space="preserve"> </w:t>
+      </w:r>
+      <w:r>
+        <w:t xml:space="preserve">A finer grid (v6 Study I) shows that the curve rises steadily from 75% to 99% authorship and is flat from 99% to 100%. It is not a threshold at exactly full authorship.</w:t>
       </w:r>
     </w:p>
     <w:p>
@@ -428,6 +174,399 @@
         <w:numPr>
           <w:ilvl w:val="0"/>
           <w:numId w:val="1001"/>
+        </w:numPr>
+      </w:pPr>
+      <w:r>
+        <w:rPr>
+          <w:b/>
+          <w:bCs/>
+        </w:rPr>
+        <w:t xml:space="preserve">“Vanished”</w:t>
+      </w:r>
+      <w:r>
+        <w:rPr>
+          <w:b/>
+          <w:bCs/>
+        </w:rPr>
+        <w:t xml:space="preserve"> </w:t>
+      </w:r>
+      <w:r>
+        <w:rPr>
+          <w:b/>
+          <w:bCs/>
+        </w:rPr>
+        <w:t xml:space="preserve">when switched off.</w:t>
+      </w:r>
+      <w:r>
+        <w:t xml:space="preserve"> </w:t>
+      </w:r>
+      <w:r>
+        <w:t xml:space="preserve">The residual is at most +0.021 nats (90% CI upper bound), under a fifth of the effect with the comparator on, but it is not formally equivalent to zero.</w:t>
+      </w:r>
+    </w:p>
+    <w:p>
+      <w:pPr>
+        <w:pStyle w:val="BlockText"/>
+      </w:pPr>
+      <w:r>
+        <w:t xml:space="preserve">The replication’s blind-classification AUC is 0.79 (0.7947), not 0.80 as first printed.</w:t>
+      </w:r>
+    </w:p>
+    <w:bookmarkStart w:id="9" w:name="abstract"/>
+    <w:p>
+      <w:pPr>
+        <w:pStyle w:val="Heading2"/>
+      </w:pPr>
+      <w:r>
+        <w:t xml:space="preserve">Abstract</w:t>
+      </w:r>
+    </w:p>
+    <w:p>
+      <w:pPr>
+        <w:pStyle w:val="FirstParagraph"/>
+      </w:pPr>
+      <w:r>
+        <w:t xml:space="preserve">v4 reported, under a locked preregistration, that when a recurrent self/world-modelling agent authors its own actions, the slowest collective mode of its</w:t>
+      </w:r>
+      <w:r>
+        <w:t xml:space="preserve"> </w:t>
+      </w:r>
+      <w:r>
+        <w:t xml:space="preserve">“self”</w:t>
+      </w:r>
+      <w:r>
+        <w:t xml:space="preserve"> </w:t>
+      </w:r>
+      <w:r>
+        <w:t xml:space="preserve">population becomes more persistent. The effect depended on an efference-copy/comparator loop and came with a rise in Rosas’ causal-emergence criterion Ψ, a conjunction v4 labelled GHOST-v4. v5 tests that result in six preregistered studies, hashed and locked before any confirmatory run, on 168 new networks in 14 new worlds plus a re-simulation of the 48 v4 networks.</w:t>
+      </w:r>
+    </w:p>
+    <w:p>
+      <w:pPr>
+        <w:pStyle w:val="BodyText"/>
+      </w:pPr>
+      <w:r>
+        <w:rPr>
+          <w:b/>
+          <w:bCs/>
+        </w:rPr>
+        <w:t xml:space="preserve">The core effect is robust.</w:t>
+      </w:r>
+      <w:r>
+        <w:t xml:space="preserve"> </w:t>
+      </w:r>
+      <w:r>
+        <w:t xml:space="preserve">It replicated with the frozen v4 pipeline (d_z = 0.89). It grew with the degree of authorship (slope d_z = 0.76, 42/48 networks) and only with the comparator intact. It was larger under nonlinear (KSG, d_z = 1.38) and copula (1.27) estimators, and held in all four architectural variants tested (d_z 0.53–1.32). It is an online mechanism: it appeared when the comparator was switched on mid-run (d_z = 1.28) and vanished when it was switched off. It followed the comparator’s wiring: rerouting the comparator from the self population to the DMN population moved the peak effect to DMN (d_z 0.96 → 1.70; shift d_z = 1.26).</w:t>
+      </w:r>
+    </w:p>
+    <w:p>
+      <w:pPr>
+        <w:pStyle w:val="BodyText"/>
+      </w:pPr>
+      <w:r>
+        <w:rPr>
+          <w:b/>
+          <w:bCs/>
+        </w:rPr>
+        <w:t xml:space="preserve">Two parts of the v4 story did not survive.</w:t>
+      </w:r>
+      <w:r>
+        <w:t xml:space="preserve"> </w:t>
+      </w:r>
+      <w:r>
+        <w:t xml:space="preserve">1.</w:t>
+      </w:r>
+      <w:r>
+        <w:t xml:space="preserve"> </w:t>
+      </w:r>
+      <w:r>
+        <w:rPr>
+          <w:b/>
+          <w:bCs/>
+        </w:rPr>
+        <w:t xml:space="preserve">The emergence claim.</w:t>
+      </w:r>
+      <w:r>
+        <w:t xml:space="preserve"> </w:t>
+      </w:r>
+      <w:r>
+        <w:t xml:space="preserve">Authorship-dependent Ψ (H4) was significant in the v4 networks under all three estimators. But it did not replicate in new networks (d_z = 0.20, p = 0.10), showed no dose-response (d_z = 0.14), and was null in every architectural variant. The replication therefore reaches</w:t>
+      </w:r>
+      <w:r>
+        <w:t xml:space="preserve"> </w:t>
+      </w:r>
+      <w:r>
+        <w:rPr>
+          <w:b/>
+          <w:bCs/>
+        </w:rPr>
+        <w:t xml:space="preserve">level 3 of the preregistered ladder, not level 4: GHOST-v4 did not replicate.</w:t>
+      </w:r>
+      <w:r>
+        <w:t xml:space="preserve"> </w:t>
+      </w:r>
+      <w:r>
+        <w:t xml:space="preserve">2.</w:t>
+      </w:r>
+      <w:r>
+        <w:t xml:space="preserve"> </w:t>
+      </w:r>
+      <w:r>
+        <w:rPr>
+          <w:b/>
+          <w:bCs/>
+        </w:rPr>
+        <w:t xml:space="preserve">The self’s special status.</w:t>
+      </w:r>
+      <w:r>
+        <w:t xml:space="preserve"> </w:t>
+      </w:r>
+      <w:r>
+        <w:t xml:space="preserve">The effect’s specificity to the</w:t>
+      </w:r>
+      <w:r>
+        <w:t xml:space="preserve"> </w:t>
+      </w:r>
+      <w:r>
+        <w:t xml:space="preserve">“self”</w:t>
+      </w:r>
+      <w:r>
+        <w:t xml:space="preserve"> </w:t>
+      </w:r>
+      <w:r>
+        <w:t xml:space="preserve">population is a property of where the comparator projects, not of the population.</w:t>
+      </w:r>
+    </w:p>
+    <w:p>
+      <w:pPr>
+        <w:pStyle w:val="BodyText"/>
+      </w:pPr>
+      <w:r>
+        <w:t xml:space="preserve">The dose-response is threshold-like: almost flat from 0% to 75% authorship, with most of the effect appearing only when every action is the agent’s own.</w:t>
+      </w:r>
+    </w:p>
+    <w:p>
+      <w:pPr>
+        <w:pStyle w:val="BodyText"/>
+      </w:pPr>
+      <w:r>
+        <w:t xml:space="preserve">What survives is a narrower, sturdier claim. In this model, complete authorship stabilizes the slow dynamics of whichever population receives the comparator’s prediction-error signal, online and in proportion to that coupling.</w:t>
+      </w:r>
+    </w:p>
+    <w:bookmarkEnd w:id="9"/>
+    <w:bookmarkStart w:id="10" w:name="why-a-follow-up"/>
+    <w:p>
+      <w:pPr>
+        <w:pStyle w:val="Heading2"/>
+      </w:pPr>
+      <w:r>
+        <w:t xml:space="preserve">1. Why a follow-up</w:t>
+      </w:r>
+    </w:p>
+    <w:p>
+      <w:pPr>
+        <w:pStyle w:val="FirstParagraph"/>
+      </w:pPr>
+      <w:r>
+        <w:t xml:space="preserve">v4’s main weaknesses, stated in its own limitations, were:</w:t>
+      </w:r>
+      <w:r>
+        <w:t xml:space="preserve"> </w:t>
+      </w:r>
+      <w:r>
+        <w:t xml:space="preserve">- a single confirmatory sample;</w:t>
+      </w:r>
+      <w:r>
+        <w:t xml:space="preserve"> </w:t>
+      </w:r>
+      <w:r>
+        <w:t xml:space="preserve">- the same analyst for development and confirmation;</w:t>
+      </w:r>
+      <w:r>
+        <w:t xml:space="preserve"> </w:t>
+      </w:r>
+      <w:r>
+        <w:t xml:space="preserve">- linear-Gaussian estimators;</w:t>
+      </w:r>
+      <w:r>
+        <w:t xml:space="preserve"> </w:t>
+      </w:r>
+      <w:r>
+        <w:t xml:space="preserve">- one architecture;</w:t>
+      </w:r>
+      <w:r>
+        <w:t xml:space="preserve"> </w:t>
+      </w:r>
+      <w:r>
+        <w:t xml:space="preserve">- a two-point authorship contrast;</w:t>
+      </w:r>
+      <w:r>
+        <w:t xml:space="preserve"> </w:t>
+      </w:r>
+      <w:r>
+        <w:t xml:space="preserve">- the untested possibility that</w:t>
+      </w:r>
+      <w:r>
+        <w:t xml:space="preserve"> </w:t>
+      </w:r>
+      <w:r>
+        <w:t xml:space="preserve">“self-specificity”</w:t>
+      </w:r>
+      <w:r>
+        <w:t xml:space="preserve"> </w:t>
+      </w:r>
+      <w:r>
+        <w:t xml:space="preserve">was simply where the comparator was wired.</w:t>
+      </w:r>
+    </w:p>
+    <w:p>
+      <w:pPr>
+        <w:pStyle w:val="BodyText"/>
+      </w:pPr>
+      <w:r>
+        <w:t xml:space="preserve">Its most striking claim, authorship-dependent causal emergence (H4), also had the weakest support: it was not supported in development (d_z = 0.35) and was supported in confirmation (d_z = 0.59). v5 was designed to attack each of these directly, and its hypotheses were fixed before any v5 data existed.</w:t>
+      </w:r>
+    </w:p>
+    <w:bookmarkEnd w:id="10"/>
+    <w:bookmarkStart w:id="14" w:name="methods"/>
+    <w:p>
+      <w:pPr>
+        <w:pStyle w:val="Heading2"/>
+      </w:pPr>
+      <w:r>
+        <w:t xml:space="preserve">2. Methods</w:t>
+      </w:r>
+    </w:p>
+    <w:bookmarkStart w:id="11" w:name="process"/>
+    <w:p>
+      <w:pPr>
+        <w:pStyle w:val="Heading3"/>
+      </w:pPr>
+      <w:r>
+        <w:t xml:space="preserve">2.1 Process</w:t>
+      </w:r>
+    </w:p>
+    <w:p>
+      <w:pPr>
+        <w:pStyle w:val="FirstParagraph"/>
+      </w:pPr>
+      <w:r>
+        <w:t xml:space="preserve">The v5 hypotheses were written and pushed (commit</w:t>
+      </w:r>
+      <w:r>
+        <w:t xml:space="preserve"> </w:t>
+      </w:r>
+      <w:r>
+        <w:rPr>
+          <w:rStyle w:val="VerbatimChar"/>
+        </w:rPr>
+        <w:t xml:space="preserve">7452b44</w:t>
+      </w:r>
+      <w:r>
+        <w:t xml:space="preserve">) before any v5 simulation. A technical pilot of studies B–F then ran on six development networks already examined in v4 (seeds 100–105, world 1). Its only purpose was to catch software faults; none were found and no hypothesis was changed (the pilot’s estimates are recorded in the preregistration). The v5 preregistration, the replication preregistration, the frozen v4 sources and the v5 study code were then hashed and locked (commit</w:t>
+      </w:r>
+      <w:r>
+        <w:t xml:space="preserve"> </w:t>
+      </w:r>
+      <w:r>
+        <w:rPr>
+          <w:rStyle w:val="VerbatimChar"/>
+        </w:rPr>
+        <w:t xml:space="preserve">5c38075</w:t>
+      </w:r>
+      <w:r>
+        <w:t xml:space="preserve">, pushed) before any confirmatory run. The runner refuses to label output CONFIRMATORY unless the lock verifies. Every run is stored under a random code with a separate unblinding key, as in v4.</w:t>
+      </w:r>
+    </w:p>
+    <w:p>
+      <w:pPr>
+        <w:pStyle w:val="BodyText"/>
+      </w:pPr>
+      <w:r>
+        <w:t xml:space="preserve">v4’s code is untouched and its own lock still verifies. The v5 engine (</w:t>
+      </w:r>
+      <w:r>
+        <w:rPr>
+          <w:rStyle w:val="VerbatimChar"/>
+        </w:rPr>
+        <w:t xml:space="preserve">src/ghost_v5/engine.py</w:t>
+      </w:r>
+      <w:r>
+        <w:t xml:space="preserve">) mirrors v4’s agent line for line and reproduces it</w:t>
+      </w:r>
+      <w:r>
+        <w:t xml:space="preserve"> </w:t>
+      </w:r>
+      <w:r>
+        <w:rPr>
+          <w:b/>
+          <w:bCs/>
+        </w:rPr>
+        <w:t xml:space="preserve">bit for bit</w:t>
+      </w:r>
+      <w:r>
+        <w:t xml:space="preserve"> </w:t>
+      </w:r>
+      <w:r>
+        <w:t xml:space="preserve">at default settings, for both masters and yoked twins (unit tests). It adds three handles:</w:t>
+      </w:r>
+    </w:p>
+    <w:p>
+      <w:pPr>
+        <w:pStyle w:val="Compact"/>
+        <w:numPr>
+          <w:ilvl w:val="0"/>
+          <w:numId w:val="1002"/>
+        </w:numPr>
+      </w:pPr>
+      <w:r>
+        <w:rPr>
+          <w:b/>
+          <w:bCs/>
+        </w:rPr>
+        <w:t xml:space="preserve">graded authorship</w:t>
+      </w:r>
+      <w:r>
+        <w:t xml:space="preserve"> </w:t>
+      </w:r>
+      <w:r>
+        <w:t xml:space="preserve">in a live world: with probability 1 − p, the executed action is taken from a donor network’s recorded closed-loop actions instead of the agent’s own intention;</w:t>
+      </w:r>
+    </w:p>
+    <w:p>
+      <w:pPr>
+        <w:pStyle w:val="Compact"/>
+        <w:numPr>
+          <w:ilvl w:val="0"/>
+          <w:numId w:val="1002"/>
+        </w:numPr>
+      </w:pPr>
+      <w:r>
+        <w:t xml:space="preserve">a</w:t>
+      </w:r>
+      <w:r>
+        <w:t xml:space="preserve"> </w:t>
+      </w:r>
+      <w:r>
+        <w:rPr>
+          <w:b/>
+          <w:bCs/>
+        </w:rPr>
+        <w:t xml:space="preserve">comparator schedule</w:t>
+      </w:r>
+      <w:r>
+        <w:t xml:space="preserve"> </w:t>
+      </w:r>
+      <w:r>
+        <w:t xml:space="preserve">(the cycles during which comparator mismatch reaches the network);</w:t>
+      </w:r>
+    </w:p>
+    <w:p>
+      <w:pPr>
+        <w:pStyle w:val="Compact"/>
+        <w:numPr>
+          <w:ilvl w:val="0"/>
+          <w:numId w:val="1002"/>
         </w:numPr>
       </w:pPr>
       <w:r>
@@ -894,7 +1033,7 @@
         <w:pStyle w:val="Compact"/>
         <w:numPr>
           <w:ilvl w:val="0"/>
-          <w:numId w:val="1002"/>
+          <w:numId w:val="1003"/>
         </w:numPr>
       </w:pPr>
       <w:r>
@@ -916,7 +1055,7 @@
         <w:pStyle w:val="Compact"/>
         <w:numPr>
           <w:ilvl w:val="0"/>
-          <w:numId w:val="1002"/>
+          <w:numId w:val="1003"/>
         </w:numPr>
       </w:pPr>
       <w:r>
@@ -938,7 +1077,7 @@
         <w:pStyle w:val="Compact"/>
         <w:numPr>
           <w:ilvl w:val="0"/>
-          <w:numId w:val="1002"/>
+          <w:numId w:val="1003"/>
         </w:numPr>
       </w:pPr>
       <w:r>
@@ -1635,7 +1774,7 @@
         <w:pStyle w:val="BodyText"/>
       </w:pPr>
       <w:r>
-        <w:t xml:space="preserve">Blind discrimination of master from twin using network dynamics alone was stronger than in v4 (AUC 0.80, null 95th percentile 0.56). The placebo master-vs-master classifier stayed at chance (AUC 0.50). Four of five placebo A/A contrasts were null. The fifth (irreversibility, d_z = 0.32, p = 0.035) is about the rate expected by chance across five tests; it is reported as a watch item.</w:t>
+        <w:t xml:space="preserve">Blind discrimination of master from twin using network dynamics alone was stronger than in v4 (AUC 0.79, null 95th percentile 0.56). The placebo master-vs-master classifier stayed at chance (AUC 0.50). Four of five placebo A/A contrasts were null. The fifth (irreversibility, d_z = 0.32, p = 0.035) is about the rate expected by chance across five tests; it is reported as a watch item.</w:t>
       </w:r>
     </w:p>
     <w:p>
@@ -3023,101 +3162,11 @@
         <w:pStyle w:val="Compact"/>
         <w:numPr>
           <w:ilvl w:val="0"/>
-          <w:numId w:val="1003"/>
+          <w:numId w:val="1004"/>
         </w:numPr>
       </w:pPr>
       <w:r>
         <w:t xml:space="preserve">replicated on new networks and new worlds with the frozen pipeline;</w:t>
-      </w:r>
-    </w:p>
-    <w:p>
-      <w:pPr>
-        <w:pStyle w:val="Compact"/>
-        <w:numPr>
-          <w:ilvl w:val="0"/>
-          <w:numId w:val="1003"/>
-        </w:numPr>
-      </w:pPr>
-      <w:r>
-        <w:t xml:space="preserve">grew with the degree of authorship, mainly at full authorship;</w:t>
-      </w:r>
-    </w:p>
-    <w:p>
-      <w:pPr>
-        <w:pStyle w:val="Compact"/>
-        <w:numPr>
-          <w:ilvl w:val="0"/>
-          <w:numId w:val="1003"/>
-        </w:numPr>
-      </w:pPr>
-      <w:r>
-        <w:t xml:space="preserve">is not an artifact of linear estimation;</w:t>
-      </w:r>
-    </w:p>
-    <w:p>
-      <w:pPr>
-        <w:pStyle w:val="Compact"/>
-        <w:numPr>
-          <w:ilvl w:val="0"/>
-          <w:numId w:val="1003"/>
-        </w:numPr>
-      </w:pPr>
-      <w:r>
-        <w:t xml:space="preserve">survives the architectural changes tested;</w:t>
-      </w:r>
-    </w:p>
-    <w:p>
-      <w:pPr>
-        <w:pStyle w:val="Compact"/>
-        <w:numPr>
-          <w:ilvl w:val="0"/>
-          <w:numId w:val="1003"/>
-        </w:numPr>
-      </w:pPr>
-      <w:r>
-        <w:t xml:space="preserve">is online: it exists while the comparator signal arrives and not otherwise;</w:t>
-      </w:r>
-    </w:p>
-    <w:p>
-      <w:pPr>
-        <w:pStyle w:val="Compact"/>
-        <w:numPr>
-          <w:ilvl w:val="0"/>
-          <w:numId w:val="1003"/>
-        </w:numPr>
-      </w:pPr>
-      <w:r>
-        <w:t xml:space="preserve">moves with the comparator’s wiring;</w:t>
-      </w:r>
-    </w:p>
-    <w:p>
-      <w:pPr>
-        <w:pStyle w:val="Compact"/>
-        <w:numPr>
-          <w:ilvl w:val="0"/>
-          <w:numId w:val="1003"/>
-        </w:numPr>
-      </w:pPr>
-      <w:r>
-        <w:t xml:space="preserve">is detectable blind from the dynamics.</w:t>
-      </w:r>
-    </w:p>
-    <w:p>
-      <w:pPr>
-        <w:pStyle w:val="FirstParagraph"/>
-      </w:pPr>
-      <w:r>
-        <w:t xml:space="preserve">This is the comparator model of agency with a dynamical signature: the predictability of one’s own consequences keeps the representation that receives the prediction errors stable.</w:t>
-      </w:r>
-    </w:p>
-    <w:bookmarkEnd w:id="26"/>
-    <w:bookmarkStart w:id="27" w:name="what-was-retracted"/>
-    <w:p>
-      <w:pPr>
-        <w:pStyle w:val="Heading3"/>
-      </w:pPr>
-      <w:r>
-        <w:t xml:space="preserve">4.2 What was retracted</w:t>
       </w:r>
     </w:p>
     <w:p>
@@ -3129,17 +3178,7 @@
         </w:numPr>
       </w:pPr>
       <w:r>
-        <w:rPr>
-          <w:b/>
-          <w:bCs/>
-        </w:rPr>
-        <w:t xml:space="preserve">GHOST-v4 did not replicate.</w:t>
-      </w:r>
-      <w:r>
-        <w:t xml:space="preserve"> </w:t>
-      </w:r>
-      <w:r>
-        <w:t xml:space="preserve">The preregistered replication reached level 3. Authorship-dependent Ψ was real in the v4 sample under three estimators, but it did not generalize to new networks, did not scale with authorship, and did not appear in any architectural variant. Level 4 should be read as a property of one sample, not of the model.</w:t>
+        <w:t xml:space="preserve">grew with the degree of authorship, mainly at full authorship;</w:t>
       </w:r>
     </w:p>
     <w:p>
@@ -3151,53 +3190,73 @@
         </w:numPr>
       </w:pPr>
       <w:r>
-        <w:rPr>
-          <w:b/>
-          <w:bCs/>
-        </w:rPr>
-        <w:t xml:space="preserve">“Specific to the self population”</w:t>
-      </w:r>
-      <w:r>
-        <w:rPr>
-          <w:b/>
-          <w:bCs/>
-        </w:rPr>
-        <w:t xml:space="preserve"> </w:t>
-      </w:r>
-      <w:r>
-        <w:rPr>
-          <w:b/>
-          <w:bCs/>
-        </w:rPr>
-        <w:t xml:space="preserve">was wiring, not selfhood.</w:t>
-      </w:r>
-      <w:r>
-        <w:t xml:space="preserve"> </w:t>
-      </w:r>
-      <w:r>
-        <w:t xml:space="preserve">The self population was special in v4 because the comparator projected into it. Move the projection and the effect moves. What the model calls its</w:t>
-      </w:r>
-      <w:r>
-        <w:t xml:space="preserve"> </w:t>
-      </w:r>
-      <w:r>
-        <w:t xml:space="preserve">“self”</w:t>
-      </w:r>
-      <w:r>
-        <w:t xml:space="preserve"> </w:t>
-      </w:r>
-      <w:r>
-        <w:t xml:space="preserve">is, dynamically, just the population that the comparator loop drives. That is arguably a more interesting statement than the original label, but it removes any claim that the self population is special in itself.</w:t>
-      </w:r>
-    </w:p>
-    <w:bookmarkEnd w:id="27"/>
-    <w:bookmarkStart w:id="28" w:name="what-was-learned-about-the-method"/>
+        <w:t xml:space="preserve">is not an artifact of linear estimation;</w:t>
+      </w:r>
+    </w:p>
+    <w:p>
+      <w:pPr>
+        <w:pStyle w:val="Compact"/>
+        <w:numPr>
+          <w:ilvl w:val="0"/>
+          <w:numId w:val="1004"/>
+        </w:numPr>
+      </w:pPr>
+      <w:r>
+        <w:t xml:space="preserve">survives the architectural changes tested;</w:t>
+      </w:r>
+    </w:p>
+    <w:p>
+      <w:pPr>
+        <w:pStyle w:val="Compact"/>
+        <w:numPr>
+          <w:ilvl w:val="0"/>
+          <w:numId w:val="1004"/>
+        </w:numPr>
+      </w:pPr>
+      <w:r>
+        <w:t xml:space="preserve">is online: it exists while the comparator signal arrives and not otherwise;</w:t>
+      </w:r>
+    </w:p>
+    <w:p>
+      <w:pPr>
+        <w:pStyle w:val="Compact"/>
+        <w:numPr>
+          <w:ilvl w:val="0"/>
+          <w:numId w:val="1004"/>
+        </w:numPr>
+      </w:pPr>
+      <w:r>
+        <w:t xml:space="preserve">moves with the comparator’s wiring;</w:t>
+      </w:r>
+    </w:p>
+    <w:p>
+      <w:pPr>
+        <w:pStyle w:val="Compact"/>
+        <w:numPr>
+          <w:ilvl w:val="0"/>
+          <w:numId w:val="1004"/>
+        </w:numPr>
+      </w:pPr>
+      <w:r>
+        <w:t xml:space="preserve">is detectable blind from the dynamics.</w:t>
+      </w:r>
+    </w:p>
+    <w:p>
+      <w:pPr>
+        <w:pStyle w:val="FirstParagraph"/>
+      </w:pPr>
+      <w:r>
+        <w:t xml:space="preserve">This is the comparator model of agency with a dynamical signature: the predictability of one’s own consequences keeps the representation that receives the prediction errors stable.</w:t>
+      </w:r>
+    </w:p>
+    <w:bookmarkEnd w:id="26"/>
+    <w:bookmarkStart w:id="27" w:name="what-was-retracted"/>
     <w:p>
       <w:pPr>
         <w:pStyle w:val="Heading3"/>
       </w:pPr>
       <w:r>
-        <w:t xml:space="preserve">4.3 What was learned about the method</w:t>
+        <w:t xml:space="preserve">4.2 What was retracted</w:t>
       </w:r>
     </w:p>
     <w:p>
@@ -3213,41 +3272,13 @@
           <w:b/>
           <w:bCs/>
         </w:rPr>
-        <w:t xml:space="preserve">The most</w:t>
-      </w:r>
-      <w:r>
-        <w:rPr>
-          <w:b/>
-          <w:bCs/>
-        </w:rPr>
-        <w:t xml:space="preserve"> </w:t>
-      </w:r>
-      <w:r>
-        <w:rPr>
-          <w:b/>
-          <w:bCs/>
-        </w:rPr>
-        <w:t xml:space="preserve">“profound”</w:t>
-      </w:r>
-      <w:r>
-        <w:rPr>
-          <w:b/>
-          <w:bCs/>
-        </w:rPr>
-        <w:t xml:space="preserve"> </w:t>
-      </w:r>
-      <w:r>
-        <w:rPr>
-          <w:b/>
-          <w:bCs/>
-        </w:rPr>
-        <w:t xml:space="preserve">claim was the fragile one.</w:t>
-      </w:r>
-      <w:r>
-        <w:t xml:space="preserve"> </w:t>
-      </w:r>
-      <w:r>
-        <w:t xml:space="preserve">The conjunction that earned the GHOST-v4 label rested on its weakest component. Only a replication could reveal this: the v4 sample passed every preregistered test, so no amount of internal rigour on one sample could have shown it.</w:t>
+        <w:t xml:space="preserve">GHOST-v4 did not replicate.</w:t>
+      </w:r>
+      <w:r>
+        <w:t xml:space="preserve"> </w:t>
+      </w:r>
+      <w:r>
+        <w:t xml:space="preserve">The preregistered replication reached level 3. Authorship-dependent Ψ was real in the v4 sample under three estimators, but it did not generalize to new networks, did not scale with authorship, and did not appear in any architectural variant. Level 4 should be read as a property of one sample, not of the model.</w:t>
       </w:r>
     </w:p>
     <w:p>
@@ -3263,45 +3294,49 @@
           <w:b/>
           <w:bCs/>
         </w:rPr>
-        <w:t xml:space="preserve">Estimator robustness and generalization are different questions.</w:t>
-      </w:r>
-      <w:r>
-        <w:t xml:space="preserve"> </w:t>
-      </w:r>
-      <w:r>
-        <w:t xml:space="preserve">Study C showed that the v4 Ψ result was not an estimator artifact. Study A showed it did not generalize. Either check alone would have told half the story.</w:t>
-      </w:r>
-    </w:p>
-    <w:p>
-      <w:pPr>
-        <w:pStyle w:val="Compact"/>
-        <w:numPr>
-          <w:ilvl w:val="0"/>
-          <w:numId w:val="1005"/>
-        </w:numPr>
-      </w:pPr>
+        <w:t xml:space="preserve">“Specific to the self population”</w:t>
+      </w:r>
       <w:r>
         <w:rPr>
           <w:b/>
           <w:bCs/>
         </w:rPr>
-        <w:t xml:space="preserve">Graded manipulations reveal shape.</w:t>
-      </w:r>
-      <w:r>
-        <w:t xml:space="preserve"> </w:t>
-      </w:r>
-      <w:r>
-        <w:t xml:space="preserve">A two-point contrast cannot distinguish a graded mechanism from a threshold. The dose-response did.</w:t>
-      </w:r>
-    </w:p>
-    <w:bookmarkEnd w:id="28"/>
-    <w:bookmarkStart w:id="29" w:name="limitations"/>
+        <w:t xml:space="preserve"> </w:t>
+      </w:r>
+      <w:r>
+        <w:rPr>
+          <w:b/>
+          <w:bCs/>
+        </w:rPr>
+        <w:t xml:space="preserve">was wiring, not selfhood.</w:t>
+      </w:r>
+      <w:r>
+        <w:t xml:space="preserve"> </w:t>
+      </w:r>
+      <w:r>
+        <w:t xml:space="preserve">The self population was special in v4 because the comparator projected into it. Move the projection and the effect moves. What the model calls its</w:t>
+      </w:r>
+      <w:r>
+        <w:t xml:space="preserve"> </w:t>
+      </w:r>
+      <w:r>
+        <w:t xml:space="preserve">“self”</w:t>
+      </w:r>
+      <w:r>
+        <w:t xml:space="preserve"> </w:t>
+      </w:r>
+      <w:r>
+        <w:t xml:space="preserve">is, dynamically, just the population that the comparator loop drives. That is arguably a more interesting statement than the original label, but it removes any claim that the self population is special in itself.</w:t>
+      </w:r>
+    </w:p>
+    <w:bookmarkEnd w:id="27"/>
+    <w:bookmarkStart w:id="28" w:name="what-was-learned-about-the-method"/>
     <w:p>
       <w:pPr>
         <w:pStyle w:val="Heading3"/>
       </w:pPr>
       <w:r>
-        <w:t xml:space="preserve">4.4 Limitations</w:t>
+        <w:t xml:space="preserve">4.3 What was learned about the method</w:t>
       </w:r>
     </w:p>
     <w:p>
@@ -3313,19 +3348,45 @@
         </w:numPr>
       </w:pPr>
       <w:r>
-        <w:t xml:space="preserve">The same analyst ran every study. The locks and pushes make the order auditable, but independent replication remains the key missing step (see</w:t>
-      </w:r>
-      <w:r>
-        <w:t xml:space="preserve"> </w:t>
-      </w:r>
-      <w:r>
-        <w:rPr>
-          <w:rStyle w:val="VerbatimChar"/>
-        </w:rPr>
-        <w:t xml:space="preserve">docs/HOW_TO_REVIEW_OR_REPLICATE.md</w:t>
-      </w:r>
-      <w:r>
-        <w:t xml:space="preserve">).</w:t>
+        <w:rPr>
+          <w:b/>
+          <w:bCs/>
+        </w:rPr>
+        <w:t xml:space="preserve">The most</w:t>
+      </w:r>
+      <w:r>
+        <w:rPr>
+          <w:b/>
+          <w:bCs/>
+        </w:rPr>
+        <w:t xml:space="preserve"> </w:t>
+      </w:r>
+      <w:r>
+        <w:rPr>
+          <w:b/>
+          <w:bCs/>
+        </w:rPr>
+        <w:t xml:space="preserve">“profound”</w:t>
+      </w:r>
+      <w:r>
+        <w:rPr>
+          <w:b/>
+          <w:bCs/>
+        </w:rPr>
+        <w:t xml:space="preserve"> </w:t>
+      </w:r>
+      <w:r>
+        <w:rPr>
+          <w:b/>
+          <w:bCs/>
+        </w:rPr>
+        <w:t xml:space="preserve">claim was the fragile one.</w:t>
+      </w:r>
+      <w:r>
+        <w:t xml:space="preserve"> </w:t>
+      </w:r>
+      <w:r>
+        <w:t xml:space="preserve">The conjunction that earned the GHOST-v4 label rested on its weakest component. Only a replication could reveal this: the v4 sample passed every preregistered test, so no amount of internal rigour on one sample could have shown it.</w:t>
       </w:r>
     </w:p>
     <w:p>
@@ -3337,7 +3398,17 @@
         </w:numPr>
       </w:pPr>
       <w:r>
-        <w:t xml:space="preserve">The threshold shape in Study B was not predicted and needs its own confirmatory test with finer levels near p = 1.</w:t>
+        <w:rPr>
+          <w:b/>
+          <w:bCs/>
+        </w:rPr>
+        <w:t xml:space="preserve">Estimator robustness and generalization are different questions.</w:t>
+      </w:r>
+      <w:r>
+        <w:t xml:space="preserve"> </w:t>
+      </w:r>
+      <w:r>
+        <w:t xml:space="preserve">Study C showed that the v4 Ψ result was not an estimator artifact. Study A showed it did not generalize. Either check alone would have told half the story.</w:t>
       </w:r>
     </w:p>
     <w:p>
@@ -3349,65 +3420,27 @@
         </w:numPr>
       </w:pPr>
       <w:r>
-        <w:t xml:space="preserve">Studies D–F used 24 networks each.</w:t>
-      </w:r>
-    </w:p>
-    <w:p>
-      <w:pPr>
-        <w:pStyle w:val="Compact"/>
-        <w:numPr>
-          <w:ilvl w:val="0"/>
-          <w:numId w:val="1006"/>
-        </w:numPr>
-      </w:pPr>
-      <w:r>
-        <w:t xml:space="preserve">All results concern one model family and its labelled populations.</w:t>
-      </w:r>
-    </w:p>
-    <w:p>
-      <w:pPr>
-        <w:pStyle w:val="Compact"/>
-        <w:numPr>
-          <w:ilvl w:val="0"/>
-          <w:numId w:val="1006"/>
-        </w:numPr>
-      </w:pPr>
-      <w:r>
-        <w:t xml:space="preserve">In the v4-style atlas, the effect is broad across populations.</w:t>
-      </w:r>
-      <w:r>
-        <w:t xml:space="preserve"> </w:t>
-      </w:r>
-      <w:r>
-        <w:t xml:space="preserve">“Peak follows the comparator”</w:t>
-      </w:r>
-      <w:r>
-        <w:t xml:space="preserve"> </w:t>
-      </w:r>
-      <w:r>
-        <w:t xml:space="preserve">is well supported;</w:t>
-      </w:r>
-      <w:r>
-        <w:t xml:space="preserve"> </w:t>
-      </w:r>
-      <w:r>
-        <w:t xml:space="preserve">“confined to the comparator’s target”</w:t>
-      </w:r>
-      <w:r>
-        <w:t xml:space="preserve"> </w:t>
-      </w:r>
-      <w:r>
-        <w:t xml:space="preserve">is not.</w:t>
-      </w:r>
-    </w:p>
-    <w:bookmarkEnd w:id="29"/>
-    <w:bookmarkStart w:id="30" w:name="next"/>
+        <w:rPr>
+          <w:b/>
+          <w:bCs/>
+        </w:rPr>
+        <w:t xml:space="preserve">Graded manipulations reveal shape.</w:t>
+      </w:r>
+      <w:r>
+        <w:t xml:space="preserve"> </w:t>
+      </w:r>
+      <w:r>
+        <w:t xml:space="preserve">A two-point contrast cannot distinguish a graded mechanism from a threshold. The dose-response did.</w:t>
+      </w:r>
+    </w:p>
+    <w:bookmarkEnd w:id="28"/>
+    <w:bookmarkStart w:id="29" w:name="limitations"/>
     <w:p>
       <w:pPr>
         <w:pStyle w:val="Heading3"/>
       </w:pPr>
       <w:r>
-        <w:t xml:space="preserve">4.5 Next</w:t>
+        <w:t xml:space="preserve">4.4 Limitations</w:t>
       </w:r>
     </w:p>
     <w:p>
@@ -3419,7 +3452,19 @@
         </w:numPr>
       </w:pPr>
       <w:r>
-        <w:t xml:space="preserve">Confirm the threshold with authorship levels between 0.75 and 1.</w:t>
+        <w:t xml:space="preserve">The same analyst ran every study. The locks and pushes make the order auditable, but independent replication remains the key missing step (see</w:t>
+      </w:r>
+      <w:r>
+        <w:t xml:space="preserve"> </w:t>
+      </w:r>
+      <w:r>
+        <w:rPr>
+          <w:rStyle w:val="VerbatimChar"/>
+        </w:rPr>
+        <w:t xml:space="preserve">docs/HOW_TO_REVIEW_OR_REPLICATE.md</w:t>
+      </w:r>
+      <w:r>
+        <w:t xml:space="preserve">).</w:t>
       </w:r>
     </w:p>
     <w:p>
@@ -3431,23 +3476,7 @@
         </w:numPr>
       </w:pPr>
       <w:r>
-        <w:t xml:space="preserve">Test whether</w:t>
-      </w:r>
-      <w:r>
-        <w:t xml:space="preserve"> </w:t>
-      </w:r>
-      <w:r>
-        <w:rPr>
-          <w:i/>
-          <w:iCs/>
-        </w:rPr>
-        <w:t xml:space="preserve">which</w:t>
-      </w:r>
-      <w:r>
-        <w:t xml:space="preserve"> </w:t>
-      </w:r>
-      <w:r>
-        <w:t xml:space="preserve">consequences are foreign matters (random vs consequential actions).</w:t>
+        <w:t xml:space="preserve">The threshold shape in Study B was not predicted and needs its own confirmatory test with finer levels near p = 1.</w:t>
       </w:r>
     </w:p>
     <w:p>
@@ -3459,7 +3488,7 @@
         </w:numPr>
       </w:pPr>
       <w:r>
-        <w:t xml:space="preserve">Partial comparator gains, to test whether the effect scales with coupling strength.</w:t>
+        <w:t xml:space="preserve">Studies D–F used 24 networks each.</w:t>
       </w:r>
     </w:p>
     <w:p>
@@ -3471,18 +3500,53 @@
         </w:numPr>
       </w:pPr>
       <w:r>
-        <w:t xml:space="preserve">Independent external replication with the locked code.</w:t>
-      </w:r>
-    </w:p>
-    <w:bookmarkEnd w:id="30"/>
-    <w:bookmarkEnd w:id="31"/>
-    <w:bookmarkStart w:id="32" w:name="references-additional-to-the-v4-paper"/>
-    <w:p>
-      <w:pPr>
-        <w:pStyle w:val="Heading2"/>
-      </w:pPr>
-      <w:r>
-        <w:t xml:space="preserve">References (additional to the v4 paper)</w:t>
+        <w:t xml:space="preserve">All results concern one model family and its labelled populations.</w:t>
+      </w:r>
+    </w:p>
+    <w:p>
+      <w:pPr>
+        <w:pStyle w:val="Compact"/>
+        <w:numPr>
+          <w:ilvl w:val="0"/>
+          <w:numId w:val="1007"/>
+        </w:numPr>
+      </w:pPr>
+      <w:r>
+        <w:t xml:space="preserve">In the v4-style atlas, the effect is broad across populations.</w:t>
+      </w:r>
+      <w:r>
+        <w:t xml:space="preserve"> </w:t>
+      </w:r>
+      <w:r>
+        <w:t xml:space="preserve">“Peak follows the comparator”</w:t>
+      </w:r>
+      <w:r>
+        <w:t xml:space="preserve"> </w:t>
+      </w:r>
+      <w:r>
+        <w:t xml:space="preserve">is well supported;</w:t>
+      </w:r>
+      <w:r>
+        <w:t xml:space="preserve"> </w:t>
+      </w:r>
+      <w:r>
+        <w:t xml:space="preserve">“confined to the comparator’s target”</w:t>
+      </w:r>
+      <w:r>
+        <w:t xml:space="preserve"> </w:t>
+      </w:r>
+      <w:r>
+        <w:t xml:space="preserve">is not.</w:t>
+      </w:r>
+    </w:p>
+    <w:bookmarkEnd w:id="29"/>
+    <w:bookmarkStart w:id="30" w:name="next"/>
+    <w:p>
+      <w:pPr>
+        <w:pStyle w:val="Heading3"/>
+      </w:pPr>
+      <w:r>
+        <w:t xml:space="preserve">4.5 Next</w:t>
       </w:r>
     </w:p>
     <w:p>
@@ -3494,23 +3558,7 @@
         </w:numPr>
       </w:pPr>
       <w:r>
-        <w:t xml:space="preserve">Ince, R. A. A., Giordano, B. L., Kayser, C., Rousselet, G. A., Gross, J., &amp; Schyns, P. G. (2017). A statistical framework for neuroimaging data analysis based on mutual information estimated via a Gaussian copula.</w:t>
-      </w:r>
-      <w:r>
-        <w:t xml:space="preserve"> </w:t>
-      </w:r>
-      <w:r>
-        <w:rPr>
-          <w:i/>
-          <w:iCs/>
-        </w:rPr>
-        <w:t xml:space="preserve">Human Brain Mapping</w:t>
-      </w:r>
-      <w:r>
-        <w:t xml:space="preserve"> </w:t>
-      </w:r>
-      <w:r>
-        <w:t xml:space="preserve">38, 1541–1573.</w:t>
+        <w:t xml:space="preserve">Confirm the threshold with authorship levels between 0.75 and 1.</w:t>
       </w:r>
     </w:p>
     <w:p>
@@ -3522,7 +3570,7 @@
         </w:numPr>
       </w:pPr>
       <w:r>
-        <w:t xml:space="preserve">Kraskov, A., Stögbauer, H., &amp; Grassberger, P. (2004). Estimating mutual information.</w:t>
+        <w:t xml:space="preserve">Test whether</w:t>
       </w:r>
       <w:r>
         <w:t xml:space="preserve"> </w:t>
@@ -3532,23 +3580,48 @@
           <w:i/>
           <w:iCs/>
         </w:rPr>
-        <w:t xml:space="preserve">Physical Review E</w:t>
-      </w:r>
-      <w:r>
-        <w:t xml:space="preserve"> </w:t>
-      </w:r>
-      <w:r>
-        <w:t xml:space="preserve">69, 066138.</w:t>
-      </w:r>
-    </w:p>
-    <w:bookmarkEnd w:id="32"/>
-    <w:bookmarkStart w:id="33" w:name="data-code-and-preregistration"/>
+        <w:t xml:space="preserve">which</w:t>
+      </w:r>
+      <w:r>
+        <w:t xml:space="preserve"> </w:t>
+      </w:r>
+      <w:r>
+        <w:t xml:space="preserve">consequences are foreign matters (random vs consequential actions).</w:t>
+      </w:r>
+    </w:p>
+    <w:p>
+      <w:pPr>
+        <w:pStyle w:val="Compact"/>
+        <w:numPr>
+          <w:ilvl w:val="0"/>
+          <w:numId w:val="1008"/>
+        </w:numPr>
+      </w:pPr>
+      <w:r>
+        <w:t xml:space="preserve">Partial comparator gains, to test whether the effect scales with coupling strength.</w:t>
+      </w:r>
+    </w:p>
+    <w:p>
+      <w:pPr>
+        <w:pStyle w:val="Compact"/>
+        <w:numPr>
+          <w:ilvl w:val="0"/>
+          <w:numId w:val="1008"/>
+        </w:numPr>
+      </w:pPr>
+      <w:r>
+        <w:t xml:space="preserve">Independent external replication with the locked code.</w:t>
+      </w:r>
+    </w:p>
+    <w:bookmarkEnd w:id="30"/>
+    <w:bookmarkEnd w:id="31"/>
+    <w:bookmarkStart w:id="32" w:name="references-additional-to-the-v4-paper"/>
     <w:p>
       <w:pPr>
         <w:pStyle w:val="Heading2"/>
       </w:pPr>
       <w:r>
-        <w:t xml:space="preserve">Data, code and preregistration</w:t>
+        <w:t xml:space="preserve">References (additional to the v4 paper)</w:t>
       </w:r>
     </w:p>
     <w:p>
@@ -3560,58 +3633,23 @@
         </w:numPr>
       </w:pPr>
       <w:r>
-        <w:t xml:space="preserve">Hypotheses before data: commit</w:t>
-      </w:r>
-      <w:r>
-        <w:t xml:space="preserve"> </w:t>
-      </w:r>
-      <w:r>
-        <w:rPr>
-          <w:rStyle w:val="VerbatimChar"/>
-        </w:rPr>
-        <w:t xml:space="preserve">7452b44</w:t>
-      </w:r>
-      <w:r>
-        <w:t xml:space="preserve">. Lock:</w:t>
-      </w:r>
-      <w:r>
-        <w:t xml:space="preserve"> </w:t>
-      </w:r>
-      <w:r>
-        <w:rPr>
-          <w:rStyle w:val="VerbatimChar"/>
-        </w:rPr>
-        <w:t xml:space="preserve">prereg/PREREGISTRATION_v5.lock.json</w:t>
-      </w:r>
-      <w:r>
-        <w:t xml:space="preserve"> </w:t>
-      </w:r>
-      <w:r>
-        <w:t xml:space="preserve">(locked 2026-09-27T14:57:16Z, commit</w:t>
-      </w:r>
-      <w:r>
-        <w:t xml:space="preserve"> </w:t>
-      </w:r>
-      <w:r>
-        <w:rPr>
-          <w:rStyle w:val="VerbatimChar"/>
-        </w:rPr>
-        <w:t xml:space="preserve">5c38075</w:t>
-      </w:r>
-      <w:r>
-        <w:t xml:space="preserve">, pushed before any confirmatory run). Replication prereg:</w:t>
-      </w:r>
-      <w:r>
-        <w:t xml:space="preserve"> </w:t>
-      </w:r>
-      <w:r>
-        <w:rPr>
-          <w:rStyle w:val="VerbatimChar"/>
-        </w:rPr>
-        <w:t xml:space="preserve">prereg/REPLICATION_v4_1.json</w:t>
-      </w:r>
-      <w:r>
-        <w:t xml:space="preserve">.</w:t>
+        <w:t xml:space="preserve">Ince, R. A. A., Giordano, B. L., Kayser, C., Rousselet, G. A., Gross, J., &amp; Schyns, P. G. (2017). A statistical framework for neuroimaging data analysis based on mutual information estimated via a Gaussian copula.</w:t>
+      </w:r>
+      <w:r>
+        <w:t xml:space="preserve"> </w:t>
+      </w:r>
+      <w:r>
+        <w:rPr>
+          <w:i/>
+          <w:iCs/>
+        </w:rPr>
+        <w:t xml:space="preserve">Human Brain Mapping</w:t>
+      </w:r>
+      <w:r>
+        <w:t xml:space="preserve"> </w:t>
+      </w:r>
+      <w:r>
+        <w:t xml:space="preserve">38, 1541–1573.</w:t>
       </w:r>
     </w:p>
     <w:p>
@@ -3623,46 +3661,33 @@
         </w:numPr>
       </w:pPr>
       <w:r>
-        <w:t xml:space="preserve">Code:</w:t>
-      </w:r>
-      <w:r>
-        <w:t xml:space="preserve"> </w:t>
-      </w:r>
-      <w:r>
-        <w:rPr>
-          <w:rStyle w:val="VerbatimChar"/>
-        </w:rPr>
-        <w:t xml:space="preserve">src/ghost_v5/</w:t>
-      </w:r>
-      <w:r>
-        <w:t xml:space="preserve"> </w:t>
-      </w:r>
-      <w:r>
-        <w:t xml:space="preserve">(entry point</w:t>
-      </w:r>
-      <w:r>
-        <w:t xml:space="preserve"> </w:t>
-      </w:r>
-      <w:r>
-        <w:rPr>
-          <w:rStyle w:val="VerbatimChar"/>
-        </w:rPr>
-        <w:t xml:space="preserve">src/ghost_in_the_machine_v5.py</w:t>
-      </w:r>
-      <w:r>
-        <w:t xml:space="preserve">), building on the frozen</w:t>
-      </w:r>
-      <w:r>
-        <w:t xml:space="preserve"> </w:t>
-      </w:r>
-      <w:r>
-        <w:rPr>
-          <w:rStyle w:val="VerbatimChar"/>
-        </w:rPr>
-        <w:t xml:space="preserve">src/ghost_v4/</w:t>
-      </w:r>
-      <w:r>
-        <w:t xml:space="preserve">.</w:t>
+        <w:t xml:space="preserve">Kraskov, A., Stögbauer, H., &amp; Grassberger, P. (2004). Estimating mutual information.</w:t>
+      </w:r>
+      <w:r>
+        <w:t xml:space="preserve"> </w:t>
+      </w:r>
+      <w:r>
+        <w:rPr>
+          <w:i/>
+          <w:iCs/>
+        </w:rPr>
+        <w:t xml:space="preserve">Physical Review E</w:t>
+      </w:r>
+      <w:r>
+        <w:t xml:space="preserve"> </w:t>
+      </w:r>
+      <w:r>
+        <w:t xml:space="preserve">69, 066138.</w:t>
+      </w:r>
+    </w:p>
+    <w:bookmarkEnd w:id="32"/>
+    <w:bookmarkStart w:id="33" w:name="data-code-and-preregistration"/>
+    <w:p>
+      <w:pPr>
+        <w:pStyle w:val="Heading2"/>
+      </w:pPr>
+      <w:r>
+        <w:t xml:space="preserve">Data, code and preregistration</w:t>
       </w:r>
     </w:p>
     <w:p>
@@ -3670,11 +3695,11 @@
         <w:pStyle w:val="Compact"/>
         <w:numPr>
           <w:ilvl w:val="0"/>
-          <w:numId w:val="1009"/>
+          <w:numId w:val="1010"/>
         </w:numPr>
       </w:pPr>
       <w:r>
-        <w:t xml:space="preserve">Results:</w:t>
+        <w:t xml:space="preserve">Hypotheses before data: commit</w:t>
       </w:r>
       <w:r>
         <w:t xml:space="preserve"> </w:t>
@@ -3683,10 +3708,10 @@
         <w:rPr>
           <w:rStyle w:val="VerbatimChar"/>
         </w:rPr>
-        <w:t xml:space="preserve">results/v5/results_v5.json</w:t>
-      </w:r>
-      <w:r>
-        <w:t xml:space="preserve">,</w:t>
+        <w:t xml:space="preserve">7452b44</w:t>
+      </w:r>
+      <w:r>
+        <w:t xml:space="preserve">. Lock:</w:t>
       </w:r>
       <w:r>
         <w:t xml:space="preserve"> </w:t>
@@ -3695,10 +3720,13 @@
         <w:rPr>
           <w:rStyle w:val="VerbatimChar"/>
         </w:rPr>
-        <w:t xml:space="preserve">results/v5/SUMMARY_v5.md</w:t>
-      </w:r>
-      <w:r>
-        <w:t xml:space="preserve">, coded runs per study in</w:t>
+        <w:t xml:space="preserve">prereg/PREREGISTRATION_v5.lock.json</w:t>
+      </w:r>
+      <w:r>
+        <w:t xml:space="preserve"> </w:t>
+      </w:r>
+      <w:r>
+        <w:t xml:space="preserve">(locked 2026-09-27T14:57:16Z, commit</w:t>
       </w:r>
       <w:r>
         <w:t xml:space="preserve"> </w:t>
@@ -3707,10 +3735,10 @@
         <w:rPr>
           <w:rStyle w:val="VerbatimChar"/>
         </w:rPr>
-        <w:t xml:space="preserve">results/v5/&lt;A–F&gt;/</w:t>
-      </w:r>
-      <w:r>
-        <w:t xml:space="preserve">, the technical pilot in</w:t>
+        <w:t xml:space="preserve">5c38075</w:t>
+      </w:r>
+      <w:r>
+        <w:t xml:space="preserve">, pushed before any confirmatory run). Replication prereg:</w:t>
       </w:r>
       <w:r>
         <w:t xml:space="preserve"> </w:t>
@@ -3719,7 +3747,7 @@
         <w:rPr>
           <w:rStyle w:val="VerbatimChar"/>
         </w:rPr>
-        <w:t xml:space="preserve">results/v5_pilot/</w:t>
+        <w:t xml:space="preserve">prereg/REPLICATION_v4_1.json</w:t>
       </w:r>
       <w:r>
         <w:t xml:space="preserve">.</w:t>
@@ -3730,7 +3758,118 @@
         <w:pStyle w:val="Compact"/>
         <w:numPr>
           <w:ilvl w:val="0"/>
-          <w:numId w:val="1009"/>
+          <w:numId w:val="1010"/>
+        </w:numPr>
+      </w:pPr>
+      <w:r>
+        <w:t xml:space="preserve">Code:</w:t>
+      </w:r>
+      <w:r>
+        <w:t xml:space="preserve"> </w:t>
+      </w:r>
+      <w:r>
+        <w:rPr>
+          <w:rStyle w:val="VerbatimChar"/>
+        </w:rPr>
+        <w:t xml:space="preserve">src/ghost_v5/</w:t>
+      </w:r>
+      <w:r>
+        <w:t xml:space="preserve"> </w:t>
+      </w:r>
+      <w:r>
+        <w:t xml:space="preserve">(entry point</w:t>
+      </w:r>
+      <w:r>
+        <w:t xml:space="preserve"> </w:t>
+      </w:r>
+      <w:r>
+        <w:rPr>
+          <w:rStyle w:val="VerbatimChar"/>
+        </w:rPr>
+        <w:t xml:space="preserve">src/ghost_in_the_machine_v5.py</w:t>
+      </w:r>
+      <w:r>
+        <w:t xml:space="preserve">), building on the frozen</w:t>
+      </w:r>
+      <w:r>
+        <w:t xml:space="preserve"> </w:t>
+      </w:r>
+      <w:r>
+        <w:rPr>
+          <w:rStyle w:val="VerbatimChar"/>
+        </w:rPr>
+        <w:t xml:space="preserve">src/ghost_v4/</w:t>
+      </w:r>
+      <w:r>
+        <w:t xml:space="preserve">.</w:t>
+      </w:r>
+    </w:p>
+    <w:p>
+      <w:pPr>
+        <w:pStyle w:val="Compact"/>
+        <w:numPr>
+          <w:ilvl w:val="0"/>
+          <w:numId w:val="1010"/>
+        </w:numPr>
+      </w:pPr>
+      <w:r>
+        <w:t xml:space="preserve">Results:</w:t>
+      </w:r>
+      <w:r>
+        <w:t xml:space="preserve"> </w:t>
+      </w:r>
+      <w:r>
+        <w:rPr>
+          <w:rStyle w:val="VerbatimChar"/>
+        </w:rPr>
+        <w:t xml:space="preserve">results/v5/results_v5.json</w:t>
+      </w:r>
+      <w:r>
+        <w:t xml:space="preserve">,</w:t>
+      </w:r>
+      <w:r>
+        <w:t xml:space="preserve"> </w:t>
+      </w:r>
+      <w:r>
+        <w:rPr>
+          <w:rStyle w:val="VerbatimChar"/>
+        </w:rPr>
+        <w:t xml:space="preserve">results/v5/SUMMARY_v5.md</w:t>
+      </w:r>
+      <w:r>
+        <w:t xml:space="preserve">, coded runs per study in</w:t>
+      </w:r>
+      <w:r>
+        <w:t xml:space="preserve"> </w:t>
+      </w:r>
+      <w:r>
+        <w:rPr>
+          <w:rStyle w:val="VerbatimChar"/>
+        </w:rPr>
+        <w:t xml:space="preserve">results/v5/&lt;A–F&gt;/</w:t>
+      </w:r>
+      <w:r>
+        <w:t xml:space="preserve">, the technical pilot in</w:t>
+      </w:r>
+      <w:r>
+        <w:t xml:space="preserve"> </w:t>
+      </w:r>
+      <w:r>
+        <w:rPr>
+          <w:rStyle w:val="VerbatimChar"/>
+        </w:rPr>
+        <w:t xml:space="preserve">results/v5_pilot/</w:t>
+      </w:r>
+      <w:r>
+        <w:t xml:space="preserve">.</w:t>
+      </w:r>
+    </w:p>
+    <w:p>
+      <w:pPr>
+        <w:pStyle w:val="Compact"/>
+        <w:numPr>
+          <w:ilvl w:val="0"/>
+          <w:numId w:val="1010"/>
         </w:numPr>
       </w:pPr>
       <w:r>
@@ -3906,6 +4045,91 @@
       </w:pPr>
     </w:lvl>
   </w:abstractNum>
+  <w:abstractNum w:abstractNumId="99411">
+    <w:nsid w:val="00A99411"/>
+    <w:multiLevelType w:val="multilevel"/>
+    <w:lvl w:ilvl="0">
+      <w:start w:val="1"/>
+      <w:numFmt w:val="decimal"/>
+      <w:lvlText w:val="%1."/>
+      <w:lvlJc w:val="left"/>
+      <w:pPr>
+        <w:ind w:left="720" w:hanging="360"/>
+      </w:pPr>
+    </w:lvl>
+    <w:lvl w:ilvl="1">
+      <w:start w:val="1"/>
+      <w:numFmt w:val="decimal"/>
+      <w:lvlText w:val="%2."/>
+      <w:lvlJc w:val="left"/>
+      <w:pPr>
+        <w:ind w:left="1440" w:hanging="360"/>
+      </w:pPr>
+    </w:lvl>
+    <w:lvl w:ilvl="2">
+      <w:start w:val="1"/>
+      <w:numFmt w:val="decimal"/>
+      <w:lvlText w:val="%3."/>
+      <w:lvlJc w:val="left"/>
+      <w:pPr>
+        <w:ind w:left="2160" w:hanging="360"/>
+      </w:pPr>
+    </w:lvl>
+    <w:lvl w:ilvl="3">
+      <w:start w:val="1"/>
+      <w:numFmt w:val="decimal"/>
+      <w:lvlText w:val="%4."/>
+      <w:lvlJc w:val="left"/>
+      <w:pPr>
+        <w:ind w:left="2880" w:hanging="360"/>
+      </w:pPr>
+    </w:lvl>
+    <w:lvl w:ilvl="4">
+      <w:start w:val="1"/>
+      <w:numFmt w:val="decimal"/>
+      <w:lvlText w:val="%5."/>
+      <w:lvlJc w:val="left"/>
+      <w:pPr>
+        <w:ind w:left="3600" w:hanging="360"/>
+      </w:pPr>
+    </w:lvl>
+    <w:lvl w:ilvl="5">
+      <w:start w:val="1"/>
+      <w:numFmt w:val="decimal"/>
+      <w:lvlText w:val="%6."/>
+      <w:lvlJc w:val="left"/>
+      <w:pPr>
+        <w:ind w:left="4320" w:hanging="360"/>
+      </w:pPr>
+    </w:lvl>
+    <w:lvl w:ilvl="6">
+      <w:start w:val="1"/>
+      <w:numFmt w:val="decimal"/>
+      <w:lvlText w:val="%7."/>
+      <w:lvlJc w:val="left"/>
+      <w:pPr>
+        <w:ind w:left="5040" w:hanging="360"/>
+      </w:pPr>
+    </w:lvl>
+    <w:lvl w:ilvl="7">
+      <w:start w:val="1"/>
+      <w:numFmt w:val="decimal"/>
+      <w:lvlText w:val="%8."/>
+      <w:lvlJc w:val="left"/>
+      <w:pPr>
+        <w:ind w:left="5760" w:hanging="360"/>
+      </w:pPr>
+    </w:lvl>
+    <w:lvl w:ilvl="8">
+      <w:start w:val="1"/>
+      <w:numFmt w:val="decimal"/>
+      <w:lvlText w:val="%9."/>
+      <w:lvlJc w:val="left"/>
+      <w:pPr>
+        <w:ind w:left="6480" w:hanging="360"/>
+      </w:pPr>
+    </w:lvl>
+  </w:abstractNum>
   <w:abstractNum w:abstractNumId="991">
     <w:nsid w:val="0000A991"/>
     <w:multiLevelType w:val="multilevel"/>
@@ -4009,104 +4233,10 @@
       </w:rPr>
     </w:lvl>
   </w:abstractNum>
-  <w:abstractNum w:abstractNumId="99411">
-    <w:nsid w:val="00A99411"/>
-    <w:multiLevelType w:val="multilevel"/>
-    <w:lvl w:ilvl="0">
-      <w:start w:val="1"/>
-      <w:numFmt w:val="decimal"/>
-      <w:lvlText w:val="%1."/>
-      <w:lvlJc w:val="left"/>
-      <w:pPr>
-        <w:ind w:left="720" w:hanging="360"/>
-      </w:pPr>
-    </w:lvl>
-    <w:lvl w:ilvl="1">
-      <w:start w:val="1"/>
-      <w:numFmt w:val="decimal"/>
-      <w:lvlText w:val="%2."/>
-      <w:lvlJc w:val="left"/>
-      <w:pPr>
-        <w:ind w:left="1440" w:hanging="360"/>
-      </w:pPr>
-    </w:lvl>
-    <w:lvl w:ilvl="2">
-      <w:start w:val="1"/>
-      <w:numFmt w:val="decimal"/>
-      <w:lvlText w:val="%3."/>
-      <w:lvlJc w:val="left"/>
-      <w:pPr>
-        <w:ind w:left="2160" w:hanging="360"/>
-      </w:pPr>
-    </w:lvl>
-    <w:lvl w:ilvl="3">
-      <w:start w:val="1"/>
-      <w:numFmt w:val="decimal"/>
-      <w:lvlText w:val="%4."/>
-      <w:lvlJc w:val="left"/>
-      <w:pPr>
-        <w:ind w:left="2880" w:hanging="360"/>
-      </w:pPr>
-    </w:lvl>
-    <w:lvl w:ilvl="4">
-      <w:start w:val="1"/>
-      <w:numFmt w:val="decimal"/>
-      <w:lvlText w:val="%5."/>
-      <w:lvlJc w:val="left"/>
-      <w:pPr>
-        <w:ind w:left="3600" w:hanging="360"/>
-      </w:pPr>
-    </w:lvl>
-    <w:lvl w:ilvl="5">
-      <w:start w:val="1"/>
-      <w:numFmt w:val="decimal"/>
-      <w:lvlText w:val="%6."/>
-      <w:lvlJc w:val="left"/>
-      <w:pPr>
-        <w:ind w:left="4320" w:hanging="360"/>
-      </w:pPr>
-    </w:lvl>
-    <w:lvl w:ilvl="6">
-      <w:start w:val="1"/>
-      <w:numFmt w:val="decimal"/>
-      <w:lvlText w:val="%7."/>
-      <w:lvlJc w:val="left"/>
-      <w:pPr>
-        <w:ind w:left="5040" w:hanging="360"/>
-      </w:pPr>
-    </w:lvl>
-    <w:lvl w:ilvl="7">
-      <w:start w:val="1"/>
-      <w:numFmt w:val="decimal"/>
-      <w:lvlText w:val="%8."/>
-      <w:lvlJc w:val="left"/>
-      <w:pPr>
-        <w:ind w:left="5760" w:hanging="360"/>
-      </w:pPr>
-    </w:lvl>
-    <w:lvl w:ilvl="8">
-      <w:start w:val="1"/>
-      <w:numFmt w:val="decimal"/>
-      <w:lvlText w:val="%9."/>
-      <w:lvlJc w:val="left"/>
-      <w:pPr>
-        <w:ind w:left="6480" w:hanging="360"/>
-      </w:pPr>
-    </w:lvl>
-  </w:abstractNum>
   <w:num w:numId="1000">
     <w:abstractNumId w:val="990"/>
   </w:num>
   <w:num w:numId="1001">
-    <w:abstractNumId w:val="991"/>
-  </w:num>
-  <w:num w:numId="1002">
-    <w:abstractNumId w:val="991"/>
-  </w:num>
-  <w:num w:numId="1003">
-    <w:abstractNumId w:val="991"/>
-  </w:num>
-  <w:num w:numId="1004">
     <w:abstractNumId w:val="99411"/>
     <w:lvlOverride w:ilvl="0">
       <w:startOverride w:val="1"/>
@@ -4136,8 +4266,44 @@
       <w:startOverride w:val="1"/>
     </w:lvlOverride>
   </w:num>
+  <w:num w:numId="1002">
+    <w:abstractNumId w:val="991"/>
+  </w:num>
+  <w:num w:numId="1003">
+    <w:abstractNumId w:val="991"/>
+  </w:num>
+  <w:num w:numId="1004">
+    <w:abstractNumId w:val="991"/>
+  </w:num>
   <w:num w:numId="1005">
-    <w:abstractNumId w:val="991"/>
+    <w:abstractNumId w:val="99411"/>
+    <w:lvlOverride w:ilvl="0">
+      <w:startOverride w:val="1"/>
+    </w:lvlOverride>
+    <w:lvlOverride w:ilvl="1">
+      <w:startOverride w:val="1"/>
+    </w:lvlOverride>
+    <w:lvlOverride w:ilvl="2">
+      <w:startOverride w:val="1"/>
+    </w:lvlOverride>
+    <w:lvlOverride w:ilvl="3">
+      <w:startOverride w:val="1"/>
+    </w:lvlOverride>
+    <w:lvlOverride w:ilvl="4">
+      <w:startOverride w:val="1"/>
+    </w:lvlOverride>
+    <w:lvlOverride w:ilvl="5">
+      <w:startOverride w:val="1"/>
+    </w:lvlOverride>
+    <w:lvlOverride w:ilvl="6">
+      <w:startOverride w:val="1"/>
+    </w:lvlOverride>
+    <w:lvlOverride w:ilvl="7">
+      <w:startOverride w:val="1"/>
+    </w:lvlOverride>
+    <w:lvlOverride w:ilvl="8">
+      <w:startOverride w:val="1"/>
+    </w:lvlOverride>
   </w:num>
   <w:num w:numId="1006">
     <w:abstractNumId w:val="991"/>
@@ -4149,6 +4315,9 @@
     <w:abstractNumId w:val="991"/>
   </w:num>
   <w:num w:numId="1009">
+    <w:abstractNumId w:val="991"/>
+  </w:num>
+  <w:num w:numId="1010">
     <w:abstractNumId w:val="991"/>
   </w:num>
 </w:numbering>

--- a/paper/Ghost_in_the_Machine_v5_Followup.docx
+++ b/paper/Ghost_in_the_Machine_v5_Followup.docx
@@ -210,6 +210,33 @@
       </w:pPr>
       <w:r>
         <w:t xml:space="preserve">The replication’s blind-classification AUC is 0.79 (0.7947), not 0.80 as first printed.</w:t>
+      </w:r>
+    </w:p>
+    <w:p>
+      <w:pPr>
+        <w:pStyle w:val="BlockText"/>
+      </w:pPr>
+      <w:r>
+        <w:rPr>
+          <w:b/>
+          <w:bCs/>
+        </w:rPr>
+        <w:t xml:space="preserve">Update after v7.</w:t>
+      </w:r>
+      <w:r>
+        <w:t xml:space="preserve"> </w:t>
+      </w:r>
+      <w:r>
+        <w:t xml:space="preserve">Item 1 was itself revised. A powered preregistered Ψ test (72 networks) failed, and the eight-sample pooled estimate is +0.083 with I² 0.56 and a prediction interval including zero. The original v5 conclusion, that Ψ did not replicate, stands (</w:t>
+      </w:r>
+      <w:r>
+        <w:rPr>
+          <w:rStyle w:val="VerbatimChar"/>
+        </w:rPr>
+        <w:t xml:space="preserve">paper/Ghost_in_the_Machine_v7_Feedback.md</w:t>
+      </w:r>
+      <w:r>
+        <w:t xml:space="preserve">).</w:t>
       </w:r>
     </w:p>
     <w:bookmarkStart w:id="9" w:name="abstract"/>
